--- a/rapports/2026-06-06/EQ31/EQ31_sup_v2/DR_malforme_1_03202E_11/69-69-77-56.docx
+++ b/rapports/2026-06-06/EQ31/EQ31_sup_v2/DR_malforme_1_03202E_11/69-69-77-56.docx
@@ -297,7 +297,7 @@
           <w:color w:val="1F6FEB"/>
           <w:sz w:val="22"/>
         </w:rPr>
-        <w:t>⚠ INCOHÉRENCES À CORRIGER (83)</w:t>
+        <w:t>⚠ INCOHÉRENCES À CORRIGER (80)</w:t>
       </w:r>
     </w:p>
     <w:tbl>
@@ -724,7 +724,7 @@
                 <w:color w:val="16A34A"/>
                 <w:sz w:val="16"/>
               </w:rPr>
-              <w:t>—</w:t>
+              <w:t>s02q33, s01q00b</w:t>
             </w:r>
           </w:p>
         </w:tc>
@@ -755,7 +755,7 @@
                 <w:i w:val="0"/>
                 <w:sz w:val="17"/>
               </w:rPr>
-              <w:t>Incohérence!!! seulement les écoles privées paient les frais de scolarité (y compris les frais d'inscription).</w:t>
+              <w:t>Incoherent!!! La dernière fois que Sali Mballo a  fréquenté l'école est 9999.</w:t>
             </w:r>
           </w:p>
         </w:tc>
@@ -814,7 +814,7 @@
                 <w:color w:val="16A34A"/>
                 <w:sz w:val="16"/>
               </w:rPr>
-              <w:t>s01q32, s01q36, s01q38, s04q37_modif, s02q33, s02q34, s01q00b</w:t>
+              <w:t>s02q33, s01q00b</w:t>
             </w:r>
           </w:p>
         </w:tc>
@@ -845,7 +845,7 @@
                 <w:i w:val="0"/>
                 <w:sz w:val="17"/>
               </w:rPr>
-              <w:t>Peu probable!!! Vu l'âge (13 ans) de macky fall baldè ou l'année à laquelle macky fall baldè a fréquenté l'école pour la dernière fois (.) le dernier diplome de macky fall baldè ne peut être le Certificat d'études primaires (CEP), prière de corriger cette incohérence ou confirmer avec le QG.</w:t>
+              <w:t>Incoherent!!! La dernière fois que saliou baldè a  fréquenté l'école est 9999.</w:t>
             </w:r>
           </w:p>
         </w:tc>
@@ -904,7 +904,7 @@
                 <w:color w:val="16A34A"/>
                 <w:sz w:val="16"/>
               </w:rPr>
-              <w:t>s02q33, s01q00b</w:t>
+              <w:t>s01q00b, s02q17_2, s02q15_2</w:t>
             </w:r>
           </w:p>
         </w:tc>
@@ -935,7 +935,7 @@
                 <w:i w:val="0"/>
                 <w:sz w:val="17"/>
               </w:rPr>
-              <w:t>Incoherent!!! La dernière fois que Sali Mballo a  fréquenté l'école est 9999.</w:t>
+              <w:t>Incohérence!! Malick baldè fréquente 2ème année de Maternelle mais ne paie ni la scolarité ni la cotisation, prière de corriger ou fournir une explication à cela.</w:t>
             </w:r>
           </w:p>
         </w:tc>
@@ -994,7 +994,7 @@
                 <w:color w:val="16A34A"/>
                 <w:sz w:val="16"/>
               </w:rPr>
-              <w:t>s02q33, s01q00b</w:t>
+              <w:t>s01q32, s01q36, s01q38, s04q37_modif, s02q33, s02q34, s01q00b</w:t>
             </w:r>
           </w:p>
         </w:tc>
@@ -1025,7 +1025,7 @@
                 <w:i w:val="0"/>
                 <w:sz w:val="17"/>
               </w:rPr>
-              <w:t>Incoherent!!! La dernière fois que saliou baldè a  fréquenté l'école est 9999.</w:t>
+              <w:t>Peu probable!!! Vu l'âge (13 ans) de macky fall baldè ou l'année à laquelle macky fall baldè a fréquenté l'école pour la dernière fois (.) le dernier diplome de macky fall baldè ne peut être le Certificat d'études primaires (CEP), prière de corriger cette incohérence ou confirmer avec le QG.</w:t>
             </w:r>
           </w:p>
         </w:tc>
@@ -1058,6 +1058,726 @@
                 <w:i w:val="0"/>
                 <w:sz w:val="16"/>
               </w:rPr>
+              <w:t>S11</w:t>
+              <w:br/>
+            </w:r>
+            <w:r>
+              <w:rPr>
+                <w:b w:val="0"/>
+                <w:i w:val="0"/>
+                <w:color w:val="64748B"/>
+                <w:sz w:val="14"/>
+              </w:rPr>
+              <w:t>Logement / cadre de vie</w:t>
+            </w:r>
+          </w:p>
+        </w:tc>
+        <w:tc>
+          <w:tcPr>
+            <w:tcW w:type="dxa" w:w="1531"/>
+          </w:tcPr>
+          <w:p>
+            <w:r>
+              <w:rPr>
+                <w:b/>
+                <w:i w:val="0"/>
+                <w:color w:val="16A34A"/>
+                <w:sz w:val="16"/>
+              </w:rPr>
+              <w:t>—</w:t>
+            </w:r>
+          </w:p>
+        </w:tc>
+        <w:tc>
+          <w:tcPr>
+            <w:tcW w:type="dxa" w:w="1191"/>
+          </w:tcPr>
+          <w:p>
+            <w:r>
+              <w:rPr>
+                <w:b w:val="0"/>
+                <w:i w:val="0"/>
+                <w:color w:val="64748B"/>
+                <w:sz w:val="16"/>
+              </w:rPr>
+              <w:t>GT-CQ</w:t>
+            </w:r>
+          </w:p>
+        </w:tc>
+        <w:tc>
+          <w:tcPr>
+            <w:tcW w:type="dxa" w:w="4706"/>
+          </w:tcPr>
+          <w:p>
+            <w:r>
+              <w:rPr>
+                <w:b w:val="0"/>
+                <w:i w:val="0"/>
+                <w:sz w:val="17"/>
+              </w:rPr>
+              <w:t>Incoherence!! Le ménage a depensé .</w:t>
+            </w:r>
+          </w:p>
+        </w:tc>
+      </w:tr>
+      <w:tr>
+        <w:tc>
+          <w:tcPr>
+            <w:tcW w:type="dxa" w:w="964"/>
+          </w:tcPr>
+          <w:p>
+            <w:r>
+              <w:rPr>
+                <w:b/>
+                <w:i w:val="0"/>
+                <w:color w:val="DC2626"/>
+                <w:sz w:val="16"/>
+              </w:rPr>
+              <w:t>Haute</w:t>
+            </w:r>
+          </w:p>
+        </w:tc>
+        <w:tc>
+          <w:tcPr>
+            <w:tcW w:type="dxa" w:w="1247"/>
+          </w:tcPr>
+          <w:p>
+            <w:r>
+              <w:rPr>
+                <w:b/>
+                <w:i w:val="0"/>
+                <w:sz w:val="16"/>
+              </w:rPr>
+              <w:t>S11</w:t>
+              <w:br/>
+            </w:r>
+            <w:r>
+              <w:rPr>
+                <w:b w:val="0"/>
+                <w:i w:val="0"/>
+                <w:color w:val="64748B"/>
+                <w:sz w:val="14"/>
+              </w:rPr>
+              <w:t>Logement / cadre de vie</w:t>
+            </w:r>
+          </w:p>
+        </w:tc>
+        <w:tc>
+          <w:tcPr>
+            <w:tcW w:type="dxa" w:w="1531"/>
+          </w:tcPr>
+          <w:p>
+            <w:r>
+              <w:rPr>
+                <w:b/>
+                <w:i w:val="0"/>
+                <w:color w:val="16A34A"/>
+                <w:sz w:val="16"/>
+              </w:rPr>
+              <w:t>s01q29, s01q31, s04q24, s00q04, s11q21, s09fq03, s09fq011</w:t>
+            </w:r>
+          </w:p>
+        </w:tc>
+        <w:tc>
+          <w:tcPr>
+            <w:tcW w:type="dxa" w:w="1191"/>
+          </w:tcPr>
+          <w:p>
+            <w:r>
+              <w:rPr>
+                <w:b w:val="0"/>
+                <w:i w:val="0"/>
+                <w:color w:val="64748B"/>
+                <w:sz w:val="16"/>
+              </w:rPr>
+              <w:t>GT-CQ</w:t>
+            </w:r>
+          </w:p>
+        </w:tc>
+        <w:tc>
+          <w:tcPr>
+            <w:tcW w:type="dxa" w:w="4706"/>
+          </w:tcPr>
+          <w:p>
+            <w:r>
+              <w:rPr>
+                <w:b w:val="0"/>
+                <w:i w:val="0"/>
+                <w:sz w:val="17"/>
+              </w:rPr>
+              <w:t>FCFA dans Frais de connexion au réseau de distribution d'eau mais dit ne pas être connecté à un réseau d'eau courante, prière de corriger cette incoherence</w:t>
+            </w:r>
+          </w:p>
+        </w:tc>
+      </w:tr>
+      <w:tr>
+        <w:tc>
+          <w:tcPr>
+            <w:tcW w:type="dxa" w:w="964"/>
+          </w:tcPr>
+          <w:p>
+            <w:r>
+              <w:rPr>
+                <w:b/>
+                <w:i w:val="0"/>
+                <w:color w:val="DC2626"/>
+                <w:sz w:val="16"/>
+              </w:rPr>
+              <w:t>Haute</w:t>
+            </w:r>
+          </w:p>
+        </w:tc>
+        <w:tc>
+          <w:tcPr>
+            <w:tcW w:type="dxa" w:w="1247"/>
+          </w:tcPr>
+          <w:p>
+            <w:r>
+              <w:rPr>
+                <w:b/>
+                <w:i w:val="0"/>
+                <w:sz w:val="16"/>
+              </w:rPr>
+              <w:t>S16</w:t>
+              <w:br/>
+            </w:r>
+            <w:r>
+              <w:rPr>
+                <w:b w:val="0"/>
+                <w:i w:val="0"/>
+                <w:color w:val="64748B"/>
+                <w:sz w:val="14"/>
+              </w:rPr>
+              <w:t>Agriculture</w:t>
+            </w:r>
+          </w:p>
+        </w:tc>
+        <w:tc>
+          <w:tcPr>
+            <w:tcW w:type="dxa" w:w="1531"/>
+          </w:tcPr>
+          <w:p>
+            <w:r>
+              <w:rPr>
+                <w:b/>
+                <w:i w:val="0"/>
+                <w:color w:val="16A34A"/>
+                <w:sz w:val="16"/>
+              </w:rPr>
+              <w:t>—</w:t>
+            </w:r>
+          </w:p>
+        </w:tc>
+        <w:tc>
+          <w:tcPr>
+            <w:tcW w:type="dxa" w:w="1191"/>
+          </w:tcPr>
+          <w:p>
+            <w:r>
+              <w:rPr>
+                <w:b w:val="0"/>
+                <w:i w:val="0"/>
+                <w:color w:val="64748B"/>
+                <w:sz w:val="16"/>
+              </w:rPr>
+              <w:t>GT-CQ</w:t>
+            </w:r>
+          </w:p>
+        </w:tc>
+        <w:tc>
+          <w:tcPr>
+            <w:tcW w:type="dxa" w:w="4706"/>
+          </w:tcPr>
+          <w:p>
+            <w:r>
+              <w:rPr>
+                <w:b w:val="0"/>
+                <w:i w:val="0"/>
+                <w:sz w:val="17"/>
+              </w:rPr>
+              <w:t>Prière de corriger cette incohérence.</w:t>
+            </w:r>
+          </w:p>
+        </w:tc>
+      </w:tr>
+      <w:tr>
+        <w:tc>
+          <w:tcPr>
+            <w:tcW w:type="dxa" w:w="964"/>
+          </w:tcPr>
+          <w:p>
+            <w:r>
+              <w:rPr>
+                <w:b/>
+                <w:i w:val="0"/>
+                <w:color w:val="DC2626"/>
+                <w:sz w:val="16"/>
+              </w:rPr>
+              <w:t>Haute</w:t>
+            </w:r>
+          </w:p>
+        </w:tc>
+        <w:tc>
+          <w:tcPr>
+            <w:tcW w:type="dxa" w:w="1247"/>
+          </w:tcPr>
+          <w:p>
+            <w:r>
+              <w:rPr>
+                <w:b/>
+                <w:i w:val="0"/>
+                <w:sz w:val="16"/>
+              </w:rPr>
+              <w:t>S16</w:t>
+              <w:br/>
+            </w:r>
+            <w:r>
+              <w:rPr>
+                <w:b w:val="0"/>
+                <w:i w:val="0"/>
+                <w:color w:val="64748B"/>
+                <w:sz w:val="14"/>
+              </w:rPr>
+              <w:t>Agriculture</w:t>
+            </w:r>
+          </w:p>
+        </w:tc>
+        <w:tc>
+          <w:tcPr>
+            <w:tcW w:type="dxa" w:w="1531"/>
+          </w:tcPr>
+          <w:p>
+            <w:r>
+              <w:rPr>
+                <w:b/>
+                <w:i w:val="0"/>
+                <w:color w:val="16A34A"/>
+                <w:sz w:val="16"/>
+              </w:rPr>
+              <w:t>s00q07a, s00q08, s00q10, s00q13_0, s00q15_0, s00q17_0, s00q23a, s00q23b</w:t>
+            </w:r>
+          </w:p>
+        </w:tc>
+        <w:tc>
+          <w:tcPr>
+            <w:tcW w:type="dxa" w:w="1191"/>
+          </w:tcPr>
+          <w:p>
+            <w:r>
+              <w:rPr>
+                <w:b w:val="0"/>
+                <w:i w:val="0"/>
+                <w:color w:val="64748B"/>
+                <w:sz w:val="16"/>
+              </w:rPr>
+              <w:t>GT-CQ</w:t>
+            </w:r>
+          </w:p>
+        </w:tc>
+        <w:tc>
+          <w:tcPr>
+            <w:tcW w:type="dxa" w:w="4706"/>
+          </w:tcPr>
+          <w:p>
+            <w:r>
+              <w:rPr>
+                <w:b w:val="0"/>
+                <w:i w:val="0"/>
+                <w:sz w:val="17"/>
+              </w:rPr>
+              <w:t>La somme des quantités consommées (250 kg), des quantités offertes (50 kg),  des quantités vendus (0 kg) et des quantités en stock (0 kg) depasse la quantité totale (2 kg) que le ménage a eu après la recolte de Maïs , prière de corriger cette incoherence.</w:t>
+            </w:r>
+          </w:p>
+        </w:tc>
+      </w:tr>
+      <w:tr>
+        <w:tc>
+          <w:tcPr>
+            <w:tcW w:type="dxa" w:w="964"/>
+          </w:tcPr>
+          <w:p>
+            <w:r>
+              <w:rPr>
+                <w:b/>
+                <w:i w:val="0"/>
+                <w:color w:val="EA580C"/>
+                <w:sz w:val="16"/>
+              </w:rPr>
+              <w:t>Moyenne</w:t>
+            </w:r>
+          </w:p>
+        </w:tc>
+        <w:tc>
+          <w:tcPr>
+            <w:tcW w:type="dxa" w:w="1247"/>
+          </w:tcPr>
+          <w:p>
+            <w:r>
+              <w:rPr>
+                <w:b/>
+                <w:i w:val="0"/>
+                <w:sz w:val="16"/>
+              </w:rPr>
+              <w:t>S00</w:t>
+              <w:br/>
+            </w:r>
+            <w:r>
+              <w:rPr>
+                <w:b w:val="0"/>
+                <w:i w:val="0"/>
+                <w:color w:val="64748B"/>
+                <w:sz w:val="14"/>
+              </w:rPr>
+              <w:t>Identification</w:t>
+            </w:r>
+          </w:p>
+        </w:tc>
+        <w:tc>
+          <w:tcPr>
+            <w:tcW w:type="dxa" w:w="1531"/>
+          </w:tcPr>
+          <w:p>
+            <w:r>
+              <w:rPr>
+                <w:b/>
+                <w:i w:val="0"/>
+                <w:color w:val="16A34A"/>
+                <w:sz w:val="16"/>
+              </w:rPr>
+              <w:t>—</w:t>
+            </w:r>
+          </w:p>
+        </w:tc>
+        <w:tc>
+          <w:tcPr>
+            <w:tcW w:type="dxa" w:w="1191"/>
+          </w:tcPr>
+          <w:p>
+            <w:r>
+              <w:rPr>
+                <w:b w:val="0"/>
+                <w:i w:val="0"/>
+                <w:color w:val="64748B"/>
+                <w:sz w:val="16"/>
+              </w:rPr>
+              <w:t>GT-CQ</w:t>
+            </w:r>
+          </w:p>
+        </w:tc>
+        <w:tc>
+          <w:tcPr>
+            <w:tcW w:type="dxa" w:w="4706"/>
+          </w:tcPr>
+          <w:p>
+            <w:r>
+              <w:rPr>
+                <w:b w:val="0"/>
+                <w:i w:val="0"/>
+                <w:sz w:val="17"/>
+              </w:rPr>
+              <w:t>L'adresse ou la localisation du ménage doit être bien renseignée, ne doit pas contenir des numéros de téléphone et elle semble courte pour être une adresse.</w:t>
+            </w:r>
+          </w:p>
+        </w:tc>
+      </w:tr>
+      <w:tr>
+        <w:tc>
+          <w:tcPr>
+            <w:tcW w:type="dxa" w:w="964"/>
+          </w:tcPr>
+          <w:p>
+            <w:r>
+              <w:rPr>
+                <w:b/>
+                <w:i w:val="0"/>
+                <w:color w:val="EA580C"/>
+                <w:sz w:val="16"/>
+              </w:rPr>
+              <w:t>Moyenne</w:t>
+            </w:r>
+          </w:p>
+        </w:tc>
+        <w:tc>
+          <w:tcPr>
+            <w:tcW w:type="dxa" w:w="1247"/>
+          </w:tcPr>
+          <w:p>
+            <w:r>
+              <w:rPr>
+                <w:b/>
+                <w:i w:val="0"/>
+                <w:sz w:val="16"/>
+              </w:rPr>
+              <w:t>S00</w:t>
+              <w:br/>
+            </w:r>
+            <w:r>
+              <w:rPr>
+                <w:b w:val="0"/>
+                <w:i w:val="0"/>
+                <w:color w:val="64748B"/>
+                <w:sz w:val="14"/>
+              </w:rPr>
+              <w:t>Identification</w:t>
+            </w:r>
+          </w:p>
+        </w:tc>
+        <w:tc>
+          <w:tcPr>
+            <w:tcW w:type="dxa" w:w="1531"/>
+          </w:tcPr>
+          <w:p>
+            <w:r>
+              <w:rPr>
+                <w:b/>
+                <w:i w:val="0"/>
+                <w:color w:val="16A34A"/>
+                <w:sz w:val="16"/>
+              </w:rPr>
+              <w:t>s00q12a, s00q12b</w:t>
+            </w:r>
+          </w:p>
+        </w:tc>
+        <w:tc>
+          <w:tcPr>
+            <w:tcW w:type="dxa" w:w="1191"/>
+          </w:tcPr>
+          <w:p>
+            <w:r>
+              <w:rPr>
+                <w:b w:val="0"/>
+                <w:i w:val="0"/>
+                <w:color w:val="64748B"/>
+                <w:sz w:val="16"/>
+              </w:rPr>
+              <w:t>GT-CQ</w:t>
+            </w:r>
+          </w:p>
+        </w:tc>
+        <w:tc>
+          <w:tcPr>
+            <w:tcW w:type="dxa" w:w="4706"/>
+          </w:tcPr>
+          <w:p>
+            <w:r>
+              <w:rPr>
+                <w:b w:val="0"/>
+                <w:i w:val="0"/>
+                <w:sz w:val="17"/>
+              </w:rPr>
+              <w:t>Prière de renseigner la bonne adresse.Attention! Veillez bien renseigner le deuxième numero du chef de ménage(0.12b).</w:t>
+            </w:r>
+          </w:p>
+        </w:tc>
+      </w:tr>
+      <w:tr>
+        <w:tc>
+          <w:tcPr>
+            <w:tcW w:type="dxa" w:w="964"/>
+          </w:tcPr>
+          <w:p>
+            <w:r>
+              <w:rPr>
+                <w:b/>
+                <w:i w:val="0"/>
+                <w:color w:val="EA580C"/>
+                <w:sz w:val="16"/>
+              </w:rPr>
+              <w:t>Moyenne</w:t>
+            </w:r>
+          </w:p>
+        </w:tc>
+        <w:tc>
+          <w:tcPr>
+            <w:tcW w:type="dxa" w:w="1247"/>
+          </w:tcPr>
+          <w:p>
+            <w:r>
+              <w:rPr>
+                <w:b/>
+                <w:i w:val="0"/>
+                <w:sz w:val="16"/>
+              </w:rPr>
+              <w:t>S01</w:t>
+              <w:br/>
+            </w:r>
+            <w:r>
+              <w:rPr>
+                <w:b w:val="0"/>
+                <w:i w:val="0"/>
+                <w:color w:val="64748B"/>
+                <w:sz w:val="14"/>
+              </w:rPr>
+              <w:t>Démographie</w:t>
+            </w:r>
+          </w:p>
+        </w:tc>
+        <w:tc>
+          <w:tcPr>
+            <w:tcW w:type="dxa" w:w="1531"/>
+          </w:tcPr>
+          <w:p>
+            <w:r>
+              <w:rPr>
+                <w:b/>
+                <w:i w:val="0"/>
+                <w:color w:val="16A34A"/>
+                <w:sz w:val="16"/>
+              </w:rPr>
+              <w:t>—</w:t>
+            </w:r>
+          </w:p>
+        </w:tc>
+        <w:tc>
+          <w:tcPr>
+            <w:tcW w:type="dxa" w:w="1191"/>
+          </w:tcPr>
+          <w:p>
+            <w:r>
+              <w:rPr>
+                <w:b w:val="0"/>
+                <w:i w:val="0"/>
+                <w:color w:val="64748B"/>
+                <w:sz w:val="16"/>
+              </w:rPr>
+              <w:t>GT-CQ</w:t>
+            </w:r>
+          </w:p>
+        </w:tc>
+        <w:tc>
+          <w:tcPr>
+            <w:tcW w:type="dxa" w:w="4706"/>
+          </w:tcPr>
+          <w:p>
+            <w:r>
+              <w:rPr>
+                <w:b w:val="0"/>
+                <w:i w:val="0"/>
+                <w:sz w:val="17"/>
+              </w:rPr>
+              <w:t>Prière de verifier l'information donnée par Amadou Tidane baldè ou corriger au niveau de la section 1.</w:t>
+            </w:r>
+          </w:p>
+        </w:tc>
+      </w:tr>
+      <w:tr>
+        <w:tc>
+          <w:tcPr>
+            <w:tcW w:type="dxa" w:w="964"/>
+          </w:tcPr>
+          <w:p>
+            <w:r>
+              <w:rPr>
+                <w:b/>
+                <w:i w:val="0"/>
+                <w:color w:val="EA580C"/>
+                <w:sz w:val="16"/>
+              </w:rPr>
+              <w:t>Moyenne</w:t>
+            </w:r>
+          </w:p>
+        </w:tc>
+        <w:tc>
+          <w:tcPr>
+            <w:tcW w:type="dxa" w:w="1247"/>
+          </w:tcPr>
+          <w:p>
+            <w:r>
+              <w:rPr>
+                <w:b/>
+                <w:i w:val="0"/>
+                <w:sz w:val="16"/>
+              </w:rPr>
+              <w:t>S01</w:t>
+              <w:br/>
+            </w:r>
+            <w:r>
+              <w:rPr>
+                <w:b w:val="0"/>
+                <w:i w:val="0"/>
+                <w:color w:val="64748B"/>
+                <w:sz w:val="14"/>
+              </w:rPr>
+              <w:t>Démographie</w:t>
+            </w:r>
+          </w:p>
+        </w:tc>
+        <w:tc>
+          <w:tcPr>
+            <w:tcW w:type="dxa" w:w="1531"/>
+          </w:tcPr>
+          <w:p>
+            <w:r>
+              <w:rPr>
+                <w:b/>
+                <w:i w:val="0"/>
+                <w:color w:val="16A34A"/>
+                <w:sz w:val="16"/>
+              </w:rPr>
+              <w:t>s01q10_1</w:t>
+            </w:r>
+          </w:p>
+        </w:tc>
+        <w:tc>
+          <w:tcPr>
+            <w:tcW w:type="dxa" w:w="1191"/>
+          </w:tcPr>
+          <w:p>
+            <w:r>
+              <w:rPr>
+                <w:b w:val="0"/>
+                <w:i w:val="0"/>
+                <w:color w:val="64748B"/>
+                <w:sz w:val="16"/>
+              </w:rPr>
+              <w:t>GT-CQ</w:t>
+            </w:r>
+          </w:p>
+        </w:tc>
+        <w:tc>
+          <w:tcPr>
+            <w:tcW w:type="dxa" w:w="4706"/>
+          </w:tcPr>
+          <w:p>
+            <w:r>
+              <w:rPr>
+                <w:b w:val="0"/>
+                <w:i w:val="0"/>
+                <w:sz w:val="17"/>
+              </w:rPr>
+              <w:t>La taille du ménage lors de l'enquête principale (10) de ce ménage est inférieur à la taille du denombrement (13), prière de fournir des explications concrètes ou aller revisiter le ménage.</w:t>
+            </w:r>
+          </w:p>
+        </w:tc>
+      </w:tr>
+      <w:tr>
+        <w:tc>
+          <w:tcPr>
+            <w:tcW w:type="dxa" w:w="964"/>
+          </w:tcPr>
+          <w:p>
+            <w:r>
+              <w:rPr>
+                <w:b/>
+                <w:i w:val="0"/>
+                <w:color w:val="EA580C"/>
+                <w:sz w:val="16"/>
+              </w:rPr>
+              <w:t>Moyenne</w:t>
+            </w:r>
+          </w:p>
+        </w:tc>
+        <w:tc>
+          <w:tcPr>
+            <w:tcW w:type="dxa" w:w="1247"/>
+          </w:tcPr>
+          <w:p>
+            <w:r>
+              <w:rPr>
+                <w:b/>
+                <w:i w:val="0"/>
+                <w:sz w:val="16"/>
+              </w:rPr>
               <w:t>S02</w:t>
               <w:br/>
             </w:r>
@@ -1084,7 +1804,7 @@
                 <w:color w:val="16A34A"/>
                 <w:sz w:val="16"/>
               </w:rPr>
-              <w:t>s01q00b, s02q17_2, s02q15_2</w:t>
+              <w:t>—</w:t>
             </w:r>
           </w:p>
         </w:tc>
@@ -1115,7 +1835,7 @@
                 <w:i w:val="0"/>
                 <w:sz w:val="17"/>
               </w:rPr>
-              <w:t>Incohérence!! Malick baldè fréquente 2ème année de Maternelle mais ne paie ni la scolarité ni la cotisation, prière de corriger ou fournir une explication à cela.</w:t>
+              <w:t>Prière de vous adresser à Sali Mballo pour avoir l'année exacte.</w:t>
             </w:r>
           </w:p>
         </w:tc>
@@ -1130,10 +1850,10 @@
               <w:rPr>
                 <w:b/>
                 <w:i w:val="0"/>
-                <w:color w:val="DC2626"/>
-                <w:sz w:val="16"/>
-              </w:rPr>
-              <w:t>Haute</w:t>
+                <w:color w:val="EA580C"/>
+                <w:sz w:val="16"/>
+              </w:rPr>
+              <w:t>Moyenne</w:t>
             </w:r>
           </w:p>
         </w:tc>
@@ -1148,7 +1868,7 @@
                 <w:i w:val="0"/>
                 <w:sz w:val="16"/>
               </w:rPr>
-              <w:t>S11</w:t>
+              <w:t>S02</w:t>
               <w:br/>
             </w:r>
             <w:r>
@@ -1158,7 +1878,7 @@
                 <w:color w:val="64748B"/>
                 <w:sz w:val="14"/>
               </w:rPr>
-              <w:t>Logement / cadre de vie</w:t>
+              <w:t>Éducation</w:t>
             </w:r>
           </w:p>
         </w:tc>
@@ -1205,7 +1925,7 @@
                 <w:i w:val="0"/>
                 <w:sz w:val="17"/>
               </w:rPr>
-              <w:t>Incoherence!! Le ménage a depensé .</w:t>
+              <w:t>Prière de vous adresser à saliou baldè pour avoir l'année exacte.</w:t>
             </w:r>
           </w:p>
         </w:tc>
@@ -1220,10 +1940,10 @@
               <w:rPr>
                 <w:b/>
                 <w:i w:val="0"/>
-                <w:color w:val="DC2626"/>
-                <w:sz w:val="16"/>
-              </w:rPr>
-              <w:t>Haute</w:t>
+                <w:color w:val="EA580C"/>
+                <w:sz w:val="16"/>
+              </w:rPr>
+              <w:t>Moyenne</w:t>
             </w:r>
           </w:p>
         </w:tc>
@@ -1238,7 +1958,7 @@
                 <w:i w:val="0"/>
                 <w:sz w:val="16"/>
               </w:rPr>
-              <w:t>S11</w:t>
+              <w:t>S02</w:t>
               <w:br/>
             </w:r>
             <w:r>
@@ -1248,7 +1968,7 @@
                 <w:color w:val="64748B"/>
                 <w:sz w:val="14"/>
               </w:rPr>
-              <w:t>Logement / cadre de vie</w:t>
+              <w:t>Éducation</w:t>
             </w:r>
           </w:p>
         </w:tc>
@@ -1264,7 +1984,7 @@
                 <w:color w:val="16A34A"/>
                 <w:sz w:val="16"/>
               </w:rPr>
-              <w:t>s01q29, s01q31, s04q24, s00q04, s11q21, s09fq03, s09fq011</w:t>
+              <w:t>s01q47__7, s02q24, s01q00b, s02q17_2, s02q15_2</w:t>
             </w:r>
           </w:p>
         </w:tc>
@@ -1295,7 +2015,7 @@
                 <w:i w:val="0"/>
                 <w:sz w:val="17"/>
               </w:rPr>
-              <w:t>FCFA dans Frais de connexion au réseau de distribution d'eau mais dit ne pas être connecté à un réseau d'eau courante, prière de corriger cette incoherence</w:t>
+              <w:t>Le montant des frais pour les cahiers et autres matériels scolaires pour l'année scolaire de Malick baldè qui fréquente 2ème année de Maternelle  est de 0 FCFA, Malick baldè a fait comment pour payer ces cahiers et autres matériels scolaires (SAC, stylo, craie, ardoise, crayon...) ? prière de corriger.</w:t>
             </w:r>
           </w:p>
         </w:tc>
@@ -1310,10 +2030,10 @@
               <w:rPr>
                 <w:b/>
                 <w:i w:val="0"/>
-                <w:color w:val="DC2626"/>
-                <w:sz w:val="16"/>
-              </w:rPr>
-              <w:t>Haute</w:t>
+                <w:color w:val="EA580C"/>
+                <w:sz w:val="16"/>
+              </w:rPr>
+              <w:t>Moyenne</w:t>
             </w:r>
           </w:p>
         </w:tc>
@@ -1328,7 +2048,7 @@
                 <w:i w:val="0"/>
                 <w:sz w:val="16"/>
               </w:rPr>
-              <w:t>S16</w:t>
+              <w:t>S03</w:t>
               <w:br/>
             </w:r>
             <w:r>
@@ -1338,7 +2058,7 @@
                 <w:color w:val="64748B"/>
                 <w:sz w:val="14"/>
               </w:rPr>
-              <w:t>Agriculture</w:t>
+              <w:t>Santé</w:t>
             </w:r>
           </w:p>
         </w:tc>
@@ -1354,7 +2074,7 @@
                 <w:color w:val="16A34A"/>
                 <w:sz w:val="16"/>
               </w:rPr>
-              <w:t>—</w:t>
+              <w:t>s01q02, s01q12, s01q13, s02q03__2, s03q01, s01q00b</w:t>
             </w:r>
           </w:p>
         </w:tc>
@@ -1385,7 +2105,7 @@
                 <w:i w:val="0"/>
                 <w:sz w:val="17"/>
               </w:rPr>
-              <w:t>Prière de corriger cette incohérence.</w:t>
+              <w:t>La section n'est pas renseignée pour Djiby baldè, prière de la renseigner.</w:t>
             </w:r>
           </w:p>
         </w:tc>
@@ -1400,10 +2120,10 @@
               <w:rPr>
                 <w:b/>
                 <w:i w:val="0"/>
-                <w:color w:val="DC2626"/>
-                <w:sz w:val="16"/>
-              </w:rPr>
-              <w:t>Haute</w:t>
+                <w:color w:val="EA580C"/>
+                <w:sz w:val="16"/>
+              </w:rPr>
+              <w:t>Moyenne</w:t>
             </w:r>
           </w:p>
         </w:tc>
@@ -1418,7 +2138,7 @@
                 <w:i w:val="0"/>
                 <w:sz w:val="16"/>
               </w:rPr>
-              <w:t>S16</w:t>
+              <w:t>S04</w:t>
               <w:br/>
             </w:r>
             <w:r>
@@ -1428,7 +2148,7 @@
                 <w:color w:val="64748B"/>
                 <w:sz w:val="14"/>
               </w:rPr>
-              <w:t>Agriculture</w:t>
+              <w:t>Emploi</w:t>
             </w:r>
           </w:p>
         </w:tc>
@@ -1444,7 +2164,7 @@
                 <w:color w:val="16A34A"/>
                 <w:sz w:val="16"/>
               </w:rPr>
-              <w:t>s00q07a, s00q08, s00q10, s00q13_0, s00q15_0, s00q17_0, s00q23a, s00q23b</w:t>
+              <w:t>—</w:t>
             </w:r>
           </w:p>
         </w:tc>
@@ -1475,7 +2195,7 @@
                 <w:i w:val="0"/>
                 <w:sz w:val="17"/>
               </w:rPr>
-              <w:t>La somme des quantités consommées (250 kg), des quantités offertes (50 kg),  des quantités vendus (0 kg) et des quantités en stock (0 kg) depasse la quantité totale (2 kg) que le ménage a eu après la recolte de Maïs , prière de corriger cette incoherence.</w:t>
+              <w:t>Attention ! Le nombre de jours (4 jours) que Fatoumata kantè a travaillés par mois semble être inférieur à 15.</w:t>
             </w:r>
           </w:p>
         </w:tc>
@@ -1508,7 +2228,7 @@
                 <w:i w:val="0"/>
                 <w:sz w:val="16"/>
               </w:rPr>
-              <w:t>S00</w:t>
+              <w:t>S04</w:t>
               <w:br/>
             </w:r>
             <w:r>
@@ -1518,7 +2238,7 @@
                 <w:color w:val="64748B"/>
                 <w:sz w:val="14"/>
               </w:rPr>
-              <w:t>Identification</w:t>
+              <w:t>Emploi</w:t>
             </w:r>
           </w:p>
         </w:tc>
@@ -1565,7 +2285,7 @@
                 <w:i w:val="0"/>
                 <w:sz w:val="17"/>
               </w:rPr>
-              <w:t>L'adresse ou la localisation du ménage doit être bien renseignée, ne doit pas contenir des numéros de téléphone et elle semble courte pour être une adresse.</w:t>
+              <w:t>Veuillez, s'il vous plaît, confirmer cette information.</w:t>
             </w:r>
           </w:p>
         </w:tc>
@@ -1598,7 +2318,7 @@
                 <w:i w:val="0"/>
                 <w:sz w:val="16"/>
               </w:rPr>
-              <w:t>S00</w:t>
+              <w:t>S04</w:t>
               <w:br/>
             </w:r>
             <w:r>
@@ -1608,7 +2328,7 @@
                 <w:color w:val="64748B"/>
                 <w:sz w:val="14"/>
               </w:rPr>
-              <w:t>Identification</w:t>
+              <w:t>Emploi</w:t>
             </w:r>
           </w:p>
         </w:tc>
@@ -1624,7 +2344,7 @@
                 <w:color w:val="16A34A"/>
                 <w:sz w:val="16"/>
               </w:rPr>
-              <w:t>s00q12a, s00q12b</w:t>
+              <w:t>s01q47__1, s01q47__2, s01q47__3, s01q47__4, s01q47__5, s01q47__6, s01q47__7, s02q15</w:t>
             </w:r>
           </w:p>
         </w:tc>
@@ -1655,7 +2375,7 @@
                 <w:i w:val="0"/>
                 <w:sz w:val="17"/>
               </w:rPr>
-              <w:t>Prière de renseigner la bonne adresse.Attention! Veillez bien renseigner le deuxième numero du chef de ménage(0.12b).</w:t>
+              <w:t>Attention! le nombre d'heure (3 heures) que Sali Mballo a travaillé par jour semble faible, veuillez s'il vous plait confirmer cette information avec le QG.</w:t>
             </w:r>
           </w:p>
         </w:tc>
@@ -1688,7 +2408,7 @@
                 <w:i w:val="0"/>
                 <w:sz w:val="16"/>
               </w:rPr>
-              <w:t>S01</w:t>
+              <w:t>S04</w:t>
               <w:br/>
             </w:r>
             <w:r>
@@ -1698,7 +2418,7 @@
                 <w:color w:val="64748B"/>
                 <w:sz w:val="14"/>
               </w:rPr>
-              <w:t>Démographie</w:t>
+              <w:t>Emploi</w:t>
             </w:r>
           </w:p>
         </w:tc>
@@ -1714,7 +2434,7 @@
                 <w:color w:val="16A34A"/>
                 <w:sz w:val="16"/>
               </w:rPr>
-              <w:t>—</w:t>
+              <w:t>s01q47__1, s01q47__2, s01q47__3, s01q47__4, s01q47__5, s01q47__6, s01q47__7, s02q15</w:t>
             </w:r>
           </w:p>
         </w:tc>
@@ -1745,7 +2465,7 @@
                 <w:i w:val="0"/>
                 <w:sz w:val="17"/>
               </w:rPr>
-              <w:t>Prière de verifier l'information donnée par Amadou Tidane baldè ou corriger au niveau de la section 1.</w:t>
+              <w:t>Attention! le nombre d'heure (3 heures) que macky fall baldè a travaillé par jour semble faible, veuillez s'il vous plait confirmer cette information avec le QG.</w:t>
             </w:r>
           </w:p>
         </w:tc>
@@ -1778,7 +2498,7 @@
                 <w:i w:val="0"/>
                 <w:sz w:val="16"/>
               </w:rPr>
-              <w:t>S01</w:t>
+              <w:t>S04</w:t>
               <w:br/>
             </w:r>
             <w:r>
@@ -1788,7 +2508,7 @@
                 <w:color w:val="64748B"/>
                 <w:sz w:val="14"/>
               </w:rPr>
-              <w:t>Démographie</w:t>
+              <w:t>Emploi</w:t>
             </w:r>
           </w:p>
         </w:tc>
@@ -1804,7 +2524,7 @@
                 <w:color w:val="16A34A"/>
                 <w:sz w:val="16"/>
               </w:rPr>
-              <w:t>s01q10_1</w:t>
+              <w:t>s00q07a, s00q08, s00q10, s00q13_0, s00q15_0, s00q17_0, s00q23a, s00q23b</w:t>
             </w:r>
           </w:p>
         </w:tc>
@@ -1835,7 +2555,7 @@
                 <w:i w:val="0"/>
                 <w:sz w:val="17"/>
               </w:rPr>
-              <w:t>La taille du ménage lors de l'enquête principale (10) de ce ménage est inférieur à la taille du denombrement (13), prière de fournir des explications concrètes ou aller revisiter le ménage.</w:t>
+              <w:t>Prière de changer la branche d'activité Ibrahima baldè, les cultivateurs dont leurs cultures est principalement destiné à la consommation du ménage sont des (Agriculteurs, subsistances) et ceux qui le font avec l'élevage sont des (Agriculteurs et eleveurs, subsistances).</w:t>
             </w:r>
           </w:p>
         </w:tc>
@@ -1868,7 +2588,7 @@
                 <w:i w:val="0"/>
                 <w:sz w:val="16"/>
               </w:rPr>
-              <w:t>S02</w:t>
+              <w:t>S04</w:t>
               <w:br/>
             </w:r>
             <w:r>
@@ -1878,7 +2598,7 @@
                 <w:color w:val="64748B"/>
                 <w:sz w:val="14"/>
               </w:rPr>
-              <w:t>Éducation</w:t>
+              <w:t>Emploi</w:t>
             </w:r>
           </w:p>
         </w:tc>
@@ -1894,7 +2614,7 @@
                 <w:color w:val="16A34A"/>
                 <w:sz w:val="16"/>
               </w:rPr>
-              <w:t>—</w:t>
+              <w:t>s01q47__1, s01q47__2, s01q47__3, s01q47__4, s01q47__5, s01q47__6, s01q47__7, s02q15</w:t>
             </w:r>
           </w:p>
         </w:tc>
@@ -1925,7 +2645,7 @@
                 <w:i w:val="0"/>
                 <w:sz w:val="17"/>
               </w:rPr>
-              <w:t>veuillez, s'il vous plait, confirmer les frais de scolarité ( 6500 FCFA) payée de macky fall baldè avec le QG ou apporter les corrections nécessaires.</w:t>
+              <w:t>Attention! le nombre d'heure (3 heures) que Ibrahima baldè a travaillé par jour semble faible, veuillez s'il vous plait confirmer cette information avec le QG.</w:t>
             </w:r>
           </w:p>
         </w:tc>
@@ -1958,7 +2678,7 @@
                 <w:i w:val="0"/>
                 <w:sz w:val="16"/>
               </w:rPr>
-              <w:t>S02</w:t>
+              <w:t>S04</w:t>
               <w:br/>
             </w:r>
             <w:r>
@@ -1968,7 +2688,7 @@
                 <w:color w:val="64748B"/>
                 <w:sz w:val="14"/>
               </w:rPr>
-              <w:t>Éducation</w:t>
+              <w:t>Emploi</w:t>
             </w:r>
           </w:p>
         </w:tc>
@@ -1984,7 +2704,7 @@
                 <w:color w:val="16A34A"/>
                 <w:sz w:val="16"/>
               </w:rPr>
-              <w:t>—</w:t>
+              <w:t>s00q07a, s00q08, s00q10, s00q13_0, s00q15_0, s00q17_0, s00q23a, s00q23b</w:t>
             </w:r>
           </w:p>
         </w:tc>
@@ -2015,7 +2735,7 @@
                 <w:i w:val="0"/>
                 <w:sz w:val="17"/>
               </w:rPr>
-              <w:t>Prière de vous adresser à Sali Mballo pour avoir l'année exacte.</w:t>
+              <w:t>Prière de changer la branche d'activité saliou baldè, les cultivateurs dont leurs cultures est principalement destiné à la consommation du ménage sont des (Agriculteurs, subsistances) et ceux qui le font avec l'élevage sont des (Agriculteurs et eleveurs, subsistances).</w:t>
             </w:r>
           </w:p>
         </w:tc>
@@ -2048,7 +2768,7 @@
                 <w:i w:val="0"/>
                 <w:sz w:val="16"/>
               </w:rPr>
-              <w:t>S02</w:t>
+              <w:t>S04</w:t>
               <w:br/>
             </w:r>
             <w:r>
@@ -2058,7 +2778,7 @@
                 <w:color w:val="64748B"/>
                 <w:sz w:val="14"/>
               </w:rPr>
-              <w:t>Éducation</w:t>
+              <w:t>Emploi</w:t>
             </w:r>
           </w:p>
         </w:tc>
@@ -2074,7 +2794,7 @@
                 <w:color w:val="16A34A"/>
                 <w:sz w:val="16"/>
               </w:rPr>
-              <w:t>—</w:t>
+              <w:t>s01q47__1, s01q47__2, s01q47__3, s01q47__4, s01q47__5, s01q47__6, s01q47__7, s02q15</w:t>
             </w:r>
           </w:p>
         </w:tc>
@@ -2105,7 +2825,7 @@
                 <w:i w:val="0"/>
                 <w:sz w:val="17"/>
               </w:rPr>
-              <w:t>Prière de vous adresser à saliou baldè pour avoir l'année exacte.</w:t>
+              <w:t>Attention! le nombre d'heure (3 heures) que saliou baldè a travaillé par jour semble faible, veuillez s'il vous plait confirmer cette information avec le QG.</w:t>
             </w:r>
           </w:p>
         </w:tc>
@@ -2138,7 +2858,7 @@
                 <w:i w:val="0"/>
                 <w:sz w:val="16"/>
               </w:rPr>
-              <w:t>S02</w:t>
+              <w:t>S07</w:t>
               <w:br/>
             </w:r>
             <w:r>
@@ -2148,7 +2868,7 @@
                 <w:color w:val="64748B"/>
                 <w:sz w:val="14"/>
               </w:rPr>
-              <w:t>Éducation</w:t>
+              <w:t>Consommation alimentaire</w:t>
             </w:r>
           </w:p>
         </w:tc>
@@ -2164,7 +2884,7 @@
                 <w:color w:val="16A34A"/>
                 <w:sz w:val="16"/>
               </w:rPr>
-              <w:t>s01q47__7, s02q24, s01q00b, s02q17_2, s02q15_2</w:t>
+              <w:t>—</w:t>
             </w:r>
           </w:p>
         </w:tc>
@@ -2195,7 +2915,7 @@
                 <w:i w:val="0"/>
                 <w:sz w:val="17"/>
               </w:rPr>
-              <w:t>Le montant des frais pour les cahiers et autres matériels scolaires pour l'année scolaire de Malick baldè qui fréquente 2ème année de Maternelle  est de 0 FCFA, Malick baldè a fait comment pour payer ces cahiers et autres matériels scolaires (SAC, stylo, craie, ardoise, crayon...) ? prière de corriger.</w:t>
+              <w:t>Attention ! La dépense du répas pris à l'ensemble du ménage de Mouctar baldè (5000 Fcfa) au cours de 7 derniers jours est relativement élevé.</w:t>
             </w:r>
           </w:p>
         </w:tc>
@@ -2228,7 +2948,7 @@
                 <w:i w:val="0"/>
                 <w:sz w:val="16"/>
               </w:rPr>
-              <w:t>S03</w:t>
+              <w:t>S07</w:t>
               <w:br/>
             </w:r>
             <w:r>
@@ -2238,7 +2958,7 @@
                 <w:color w:val="64748B"/>
                 <w:sz w:val="14"/>
               </w:rPr>
-              <w:t>Santé</w:t>
+              <w:t>Consommation alimentaire</w:t>
             </w:r>
           </w:p>
         </w:tc>
@@ -2254,7 +2974,7 @@
                 <w:color w:val="16A34A"/>
                 <w:sz w:val="16"/>
               </w:rPr>
-              <w:t>s01q02, s01q12, s01q13, s02q03__2, s03q01, s01q00b</w:t>
+              <w:t>—</w:t>
             </w:r>
           </w:p>
         </w:tc>
@@ -2285,7 +3005,7 @@
                 <w:i w:val="0"/>
                 <w:sz w:val="17"/>
               </w:rPr>
-              <w:t>La section n'est pas renseignée pour Djiby baldè, prière de la renseigner.</w:t>
+              <w:t>Prière de corriger ou de confirmer avec le QG.</w:t>
             </w:r>
           </w:p>
         </w:tc>
@@ -2318,7 +3038,7 @@
                 <w:i w:val="0"/>
                 <w:sz w:val="16"/>
               </w:rPr>
-              <w:t>S04</w:t>
+              <w:t>S07</w:t>
               <w:br/>
             </w:r>
             <w:r>
@@ -2328,7 +3048,7 @@
                 <w:color w:val="64748B"/>
                 <w:sz w:val="14"/>
               </w:rPr>
-              <w:t>Emploi</w:t>
+              <w:t>Consommation alimentaire</w:t>
             </w:r>
           </w:p>
         </w:tc>
@@ -2375,7 +3095,7 @@
                 <w:i w:val="0"/>
                 <w:sz w:val="17"/>
               </w:rPr>
-              <w:t>Attention ! Le nombre de jours (4 jours) que Fatoumata kantè a travaillés par mois semble être inférieur à 15.</w:t>
+              <w:t>Attention ! La dépense du répas pris à l'extérieur de Fatoumata kantè (2200 Fcfa) au cours de 7 derniers jours est relativement élevé.</w:t>
             </w:r>
           </w:p>
         </w:tc>
@@ -2408,7 +3128,7 @@
                 <w:i w:val="0"/>
                 <w:sz w:val="16"/>
               </w:rPr>
-              <w:t>S04</w:t>
+              <w:t>S07</w:t>
               <w:br/>
             </w:r>
             <w:r>
@@ -2418,7 +3138,7 @@
                 <w:color w:val="64748B"/>
                 <w:sz w:val="14"/>
               </w:rPr>
-              <w:t>Emploi</w:t>
+              <w:t>Consommation alimentaire</w:t>
             </w:r>
           </w:p>
         </w:tc>
@@ -2465,7 +3185,7 @@
                 <w:i w:val="0"/>
                 <w:sz w:val="17"/>
               </w:rPr>
-              <w:t>Veuillez, s'il vous plaît, confirmer cette information.</w:t>
+              <w:t>Prière de corriger ou de confirmer avec le QG.</w:t>
             </w:r>
           </w:p>
         </w:tc>
@@ -2498,7 +3218,7 @@
                 <w:i w:val="0"/>
                 <w:sz w:val="16"/>
               </w:rPr>
-              <w:t>S04</w:t>
+              <w:t>S07</w:t>
               <w:br/>
             </w:r>
             <w:r>
@@ -2508,7 +3228,7 @@
                 <w:color w:val="64748B"/>
                 <w:sz w:val="14"/>
               </w:rPr>
-              <w:t>Emploi</w:t>
+              <w:t>Consommation alimentaire</w:t>
             </w:r>
           </w:p>
         </w:tc>
@@ -2524,7 +3244,7 @@
                 <w:color w:val="16A34A"/>
                 <w:sz w:val="16"/>
               </w:rPr>
-              <w:t>s01q47__1, s01q47__2, s01q47__3, s01q47__4, s01q47__5, s01q47__6, s01q47__7, s02q15</w:t>
+              <w:t>—</w:t>
             </w:r>
           </w:p>
         </w:tc>
@@ -2555,7 +3275,7 @@
                 <w:i w:val="0"/>
                 <w:sz w:val="17"/>
               </w:rPr>
-              <w:t>Attention! le nombre d'heure (3 heures) que Sali Mballo a travaillé par jour semble faible, veuillez s'il vous plait confirmer cette information avec le QG.</w:t>
+              <w:t>Attention ! La dépense du répas pris à l'extérieur de Ibrahima baldè (1500 Fcfa) au cours de 7 derniers jours est relativement élevé.</w:t>
             </w:r>
           </w:p>
         </w:tc>
@@ -2588,7 +3308,7 @@
                 <w:i w:val="0"/>
                 <w:sz w:val="16"/>
               </w:rPr>
-              <w:t>S04</w:t>
+              <w:t>S07</w:t>
               <w:br/>
             </w:r>
             <w:r>
@@ -2598,7 +3318,7 @@
                 <w:color w:val="64748B"/>
                 <w:sz w:val="14"/>
               </w:rPr>
-              <w:t>Emploi</w:t>
+              <w:t>Consommation alimentaire</w:t>
             </w:r>
           </w:p>
         </w:tc>
@@ -2614,7 +3334,7 @@
                 <w:color w:val="16A34A"/>
                 <w:sz w:val="16"/>
               </w:rPr>
-              <w:t>s01q47__1, s01q47__2, s01q47__3, s01q47__4, s01q47__5, s01q47__6, s01q47__7, s02q15</w:t>
+              <w:t>—</w:t>
             </w:r>
           </w:p>
         </w:tc>
@@ -2645,7 +3365,7 @@
                 <w:i w:val="0"/>
                 <w:sz w:val="17"/>
               </w:rPr>
-              <w:t>Attention! le nombre d'heure (3 heures) que macky fall baldè a travaillé par jour semble faible, veuillez s'il vous plait confirmer cette information avec le QG.</w:t>
+              <w:t>Attention ! La dépense du répas pris à l'extérieur de Mouctar balde (1500 Fcfa) au cours de 7 derniers jours est relativement élevé.</w:t>
             </w:r>
           </w:p>
         </w:tc>
@@ -2678,7 +3398,7 @@
                 <w:i w:val="0"/>
                 <w:sz w:val="16"/>
               </w:rPr>
-              <w:t>S04</w:t>
+              <w:t>S07</w:t>
               <w:br/>
             </w:r>
             <w:r>
@@ -2688,7 +3408,7 @@
                 <w:color w:val="64748B"/>
                 <w:sz w:val="14"/>
               </w:rPr>
-              <w:t>Emploi</w:t>
+              <w:t>Consommation alimentaire</w:t>
             </w:r>
           </w:p>
         </w:tc>
@@ -2704,7 +3424,7 @@
                 <w:color w:val="16A34A"/>
                 <w:sz w:val="16"/>
               </w:rPr>
-              <w:t>s00q07a, s00q08, s00q10, s00q13_0, s00q15_0, s00q17_0, s00q23a, s00q23b</w:t>
+              <w:t>—</w:t>
             </w:r>
           </w:p>
         </w:tc>
@@ -2735,7 +3455,7 @@
                 <w:i w:val="0"/>
                 <w:sz w:val="17"/>
               </w:rPr>
-              <w:t>Prière de changer la branche d'activité Ibrahima baldè, les cultivateurs dont leurs cultures est principalement destiné à la consommation du ménage sont des (Agriculteurs, subsistances) et ceux qui le font avec l'élevage sont des (Agriculteurs et eleveurs, subsistances).</w:t>
+              <w:t>Prière de corriger ou de confirmer avec le QG.</w:t>
             </w:r>
           </w:p>
         </w:tc>
@@ -2768,7 +3488,7 @@
                 <w:i w:val="0"/>
                 <w:sz w:val="16"/>
               </w:rPr>
-              <w:t>S04</w:t>
+              <w:t>S09</w:t>
               <w:br/>
             </w:r>
             <w:r>
@@ -2778,7 +3498,7 @@
                 <w:color w:val="64748B"/>
                 <w:sz w:val="14"/>
               </w:rPr>
-              <w:t>Emploi</w:t>
+              <w:t>Dépenses non alimentaires</w:t>
             </w:r>
           </w:p>
         </w:tc>
@@ -2794,7 +3514,7 @@
                 <w:color w:val="16A34A"/>
                 <w:sz w:val="16"/>
               </w:rPr>
-              <w:t>s01q47__1, s01q47__2, s01q47__3, s01q47__4, s01q47__5, s01q47__6, s01q47__7, s02q15</w:t>
+              <w:t>—</w:t>
             </w:r>
           </w:p>
         </w:tc>
@@ -2825,7 +3545,7 @@
                 <w:i w:val="0"/>
                 <w:sz w:val="17"/>
               </w:rPr>
-              <w:t>Attention! le nombre d'heure (3 heures) que Ibrahima baldè a travaillé par jour semble faible, veuillez s'il vous plait confirmer cette information avec le QG.</w:t>
+              <w:t>Attention ! La dépense totale du ménage de Mouctar baldè (10000 Fcfa) de la fête de Fête des autres Religions /traditions est relativement élevé.</w:t>
             </w:r>
           </w:p>
         </w:tc>
@@ -2858,7 +3578,7 @@
                 <w:i w:val="0"/>
                 <w:sz w:val="16"/>
               </w:rPr>
-              <w:t>S04</w:t>
+              <w:t>S09</w:t>
               <w:br/>
             </w:r>
             <w:r>
@@ -2868,7 +3588,7 @@
                 <w:color w:val="64748B"/>
                 <w:sz w:val="14"/>
               </w:rPr>
-              <w:t>Emploi</w:t>
+              <w:t>Dépenses non alimentaires</w:t>
             </w:r>
           </w:p>
         </w:tc>
@@ -2884,7 +3604,7 @@
                 <w:color w:val="16A34A"/>
                 <w:sz w:val="16"/>
               </w:rPr>
-              <w:t>s00q07a, s00q08, s00q10, s00q13_0, s00q15_0, s00q17_0, s00q23a, s00q23b</w:t>
+              <w:t>—</w:t>
             </w:r>
           </w:p>
         </w:tc>
@@ -2915,7 +3635,7 @@
                 <w:i w:val="0"/>
                 <w:sz w:val="17"/>
               </w:rPr>
-              <w:t>Prière de changer la branche d'activité saliou baldè, les cultivateurs dont leurs cultures est principalement destiné à la consommation du ménage sont des (Agriculteurs, subsistances) et ceux qui le font avec l'élevage sont des (Agriculteurs et eleveurs, subsistances).</w:t>
+              <w:t>Prière de corriger ou de confirmer avec le QG.</w:t>
             </w:r>
           </w:p>
         </w:tc>
@@ -2948,7 +3668,7 @@
                 <w:i w:val="0"/>
                 <w:sz w:val="16"/>
               </w:rPr>
-              <w:t>S04</w:t>
+              <w:t>S09</w:t>
               <w:br/>
             </w:r>
             <w:r>
@@ -2958,7 +3678,7 @@
                 <w:color w:val="64748B"/>
                 <w:sz w:val="14"/>
               </w:rPr>
-              <w:t>Emploi</w:t>
+              <w:t>Dépenses non alimentaires</w:t>
             </w:r>
           </w:p>
         </w:tc>
@@ -2974,7 +3694,7 @@
                 <w:color w:val="16A34A"/>
                 <w:sz w:val="16"/>
               </w:rPr>
-              <w:t>s01q47__1, s01q47__2, s01q47__3, s01q47__4, s01q47__5, s01q47__6, s01q47__7, s02q15</w:t>
+              <w:t>—</w:t>
             </w:r>
           </w:p>
         </w:tc>
@@ -3005,7 +3725,7 @@
                 <w:i w:val="0"/>
                 <w:sz w:val="17"/>
               </w:rPr>
-              <w:t>Attention! le nombre d'heure (3 heures) que saliou baldè a travaillé par jour semble faible, veuillez s'il vous plait confirmer cette information avec le QG.</w:t>
+              <w:t>Attention ! La dépense totale du ménage de Mouctar baldè (15000 Fcfa) de la fête de Nouvel an 2026 est relativement élevé.</w:t>
             </w:r>
           </w:p>
         </w:tc>
@@ -3038,7 +3758,7 @@
                 <w:i w:val="0"/>
                 <w:sz w:val="16"/>
               </w:rPr>
-              <w:t>S07</w:t>
+              <w:t>S09</w:t>
               <w:br/>
             </w:r>
             <w:r>
@@ -3048,7 +3768,7 @@
                 <w:color w:val="64748B"/>
                 <w:sz w:val="14"/>
               </w:rPr>
-              <w:t>Consommation alimentaire</w:t>
+              <w:t>Dépenses non alimentaires</w:t>
             </w:r>
           </w:p>
         </w:tc>
@@ -3064,7 +3784,7 @@
                 <w:color w:val="16A34A"/>
                 <w:sz w:val="16"/>
               </w:rPr>
-              <w:t>—</w:t>
+              <w:t>s01q23, s01q00b, s01q23_autre</w:t>
             </w:r>
           </w:p>
         </w:tc>
@@ -3095,7 +3815,7 @@
                 <w:i w:val="0"/>
                 <w:sz w:val="17"/>
               </w:rPr>
-              <w:t>Attention ! La dépense du répas pris à l'ensemble du ménage de Mouctar baldè (5000 Fcfa) au cours de 7 derniers jours est relativement élevé.</w:t>
+              <w:t>La dernière fois que vous avez acheté Bois de chauffe ramassé/coupé (estimer la valeur) est ramassage et semble exister dans les modalités, prière de prendre attache avec le QG pour plus d'explication afin de la classer bien.</w:t>
             </w:r>
           </w:p>
         </w:tc>
@@ -3128,7 +3848,7 @@
                 <w:i w:val="0"/>
                 <w:sz w:val="16"/>
               </w:rPr>
-              <w:t>S07</w:t>
+              <w:t>S09</w:t>
               <w:br/>
             </w:r>
             <w:r>
@@ -3138,7 +3858,7 @@
                 <w:color w:val="64748B"/>
                 <w:sz w:val="14"/>
               </w:rPr>
-              <w:t>Consommation alimentaire</w:t>
+              <w:t>Dépenses non alimentaires</w:t>
             </w:r>
           </w:p>
         </w:tc>
@@ -3185,7 +3905,7 @@
                 <w:i w:val="0"/>
                 <w:sz w:val="17"/>
               </w:rPr>
-              <w:t>Prière de corriger ou de confirmer avec le QG.</w:t>
+              <w:t>Attention ! La dépense du ménage de Mouctar baldè (2000 Fcfa) au cours de 30 derniers jours de Serviettes hygiéniques, couches jetables pour bébé, etc est relativement élevé.</w:t>
             </w:r>
           </w:p>
         </w:tc>
@@ -3218,7 +3938,7 @@
                 <w:i w:val="0"/>
                 <w:sz w:val="16"/>
               </w:rPr>
-              <w:t>S07</w:t>
+              <w:t>S09</w:t>
               <w:br/>
             </w:r>
             <w:r>
@@ -3228,7 +3948,7 @@
                 <w:color w:val="64748B"/>
                 <w:sz w:val="14"/>
               </w:rPr>
-              <w:t>Consommation alimentaire</w:t>
+              <w:t>Dépenses non alimentaires</w:t>
             </w:r>
           </w:p>
         </w:tc>
@@ -3275,7 +3995,7 @@
                 <w:i w:val="0"/>
                 <w:sz w:val="17"/>
               </w:rPr>
-              <w:t>Attention ! La dépense du répas pris à l'extérieur de Fatoumata kantè (2200 Fcfa) au cours de 7 derniers jours est relativement élevé.</w:t>
+              <w:t>Prière de corriger ou de confirmer avec le QG.</w:t>
             </w:r>
           </w:p>
         </w:tc>
@@ -3308,7 +4028,7 @@
                 <w:i w:val="0"/>
                 <w:sz w:val="16"/>
               </w:rPr>
-              <w:t>S07</w:t>
+              <w:t>S09</w:t>
               <w:br/>
             </w:r>
             <w:r>
@@ -3318,7 +4038,7 @@
                 <w:color w:val="64748B"/>
                 <w:sz w:val="14"/>
               </w:rPr>
-              <w:t>Consommation alimentaire</w:t>
+              <w:t>Dépenses non alimentaires</w:t>
             </w:r>
           </w:p>
         </w:tc>
@@ -3365,7 +4085,7 @@
                 <w:i w:val="0"/>
                 <w:sz w:val="17"/>
               </w:rPr>
-              <w:t>Prière de corriger ou de confirmer avec le QG.</w:t>
+              <w:t>Attention ! La dépense du ménage de Mouctar baldè (300 Fcfa) au cours de 30 derniers jours de Piles électriques, est relativement élevé.</w:t>
             </w:r>
           </w:p>
         </w:tc>
@@ -3398,7 +4118,7 @@
                 <w:i w:val="0"/>
                 <w:sz w:val="16"/>
               </w:rPr>
-              <w:t>S07</w:t>
+              <w:t>S09</w:t>
               <w:br/>
             </w:r>
             <w:r>
@@ -3408,7 +4128,7 @@
                 <w:color w:val="64748B"/>
                 <w:sz w:val="14"/>
               </w:rPr>
-              <w:t>Consommation alimentaire</w:t>
+              <w:t>Dépenses non alimentaires</w:t>
             </w:r>
           </w:p>
         </w:tc>
@@ -3455,7 +4175,7 @@
                 <w:i w:val="0"/>
                 <w:sz w:val="17"/>
               </w:rPr>
-              <w:t>Attention ! La dépense du répas pris à l'extérieur de Ibrahima baldè (1500 Fcfa) au cours de 7 derniers jours est relativement élevé.</w:t>
+              <w:t>Attention ! La dépense du ménage de Mouctar baldè (500 Fcfa) au cours de 30 derniers jours de Bougies est relativement élevé.</w:t>
             </w:r>
           </w:p>
         </w:tc>
@@ -3488,7 +4208,7 @@
                 <w:i w:val="0"/>
                 <w:sz w:val="16"/>
               </w:rPr>
-              <w:t>S07</w:t>
+              <w:t>S09</w:t>
               <w:br/>
             </w:r>
             <w:r>
@@ -3498,7 +4218,7 @@
                 <w:color w:val="64748B"/>
                 <w:sz w:val="14"/>
               </w:rPr>
-              <w:t>Consommation alimentaire</w:t>
+              <w:t>Dépenses non alimentaires</w:t>
             </w:r>
           </w:p>
         </w:tc>
@@ -3545,7 +4265,7 @@
                 <w:i w:val="0"/>
                 <w:sz w:val="17"/>
               </w:rPr>
-              <w:t>Attention ! La dépense du répas pris à l'extérieur de Mouctar balde (1500 Fcfa) au cours de 7 derniers jours est relativement élevé.</w:t>
+              <w:t>Attention ! La dépense du ménage de Mouctar baldè (500 Fcfa) au cours de 30 derniers jours de Masque facial jetable est relativement élevé.</w:t>
             </w:r>
           </w:p>
         </w:tc>
@@ -3578,7 +4298,7 @@
                 <w:i w:val="0"/>
                 <w:sz w:val="16"/>
               </w:rPr>
-              <w:t>S07</w:t>
+              <w:t>S09</w:t>
               <w:br/>
             </w:r>
             <w:r>
@@ -3588,7 +4308,7 @@
                 <w:color w:val="64748B"/>
                 <w:sz w:val="14"/>
               </w:rPr>
-              <w:t>Consommation alimentaire</w:t>
+              <w:t>Dépenses non alimentaires</w:t>
             </w:r>
           </w:p>
         </w:tc>
@@ -3635,7 +4355,7 @@
                 <w:i w:val="0"/>
                 <w:sz w:val="17"/>
               </w:rPr>
-              <w:t>Prière de corriger ou de confirmer avec le QG.</w:t>
+              <w:t>Attention ! La dépense du ménage de Mouctar baldè (450 Fcfa) au cours de 3 derniers mois de Frais d'entretien et de réparation de chaussures: cirage, ressemelage, etc est relativement élevé.</w:t>
             </w:r>
           </w:p>
         </w:tc>
@@ -3725,7 +4445,7 @@
                 <w:i w:val="0"/>
                 <w:sz w:val="17"/>
               </w:rPr>
-              <w:t>Attention ! La dépense totale du ménage de Mouctar baldè (10000 Fcfa) de la fête de Fête des autres Religions /traditions est relativement élevé.</w:t>
+              <w:t>Prière de corriger ou de confirmer avec le QG.</w:t>
             </w:r>
           </w:p>
         </w:tc>
@@ -3815,7 +4535,7 @@
                 <w:i w:val="0"/>
                 <w:sz w:val="17"/>
               </w:rPr>
-              <w:t>Prière de corriger ou de confirmer avec le QG.</w:t>
+              <w:t>Attention ! La dépense du ménage de Mouctar baldè (15000 Fcfa) au cours de 6 derniers mois de Frais de confection et de réparation de vêtements femme: robe, pantalon, jupe, ensemble, réparation, location, etc.</w:t>
             </w:r>
           </w:p>
         </w:tc>
@@ -3905,7 +4625,7 @@
                 <w:i w:val="0"/>
                 <w:sz w:val="17"/>
               </w:rPr>
-              <w:t>Attention ! La dépense totale du ménage de Mouctar baldè (15000 Fcfa) de la fête de Nouvel an 2026 est relativement élevé.</w:t>
+              <w:t>est relativement élevé.</w:t>
             </w:r>
           </w:p>
         </w:tc>
@@ -3964,7 +4684,7 @@
                 <w:color w:val="16A34A"/>
                 <w:sz w:val="16"/>
               </w:rPr>
-              <w:t>s01q23, s01q00b, s01q23_autre</w:t>
+              <w:t>—</w:t>
             </w:r>
           </w:p>
         </w:tc>
@@ -3995,7 +4715,7 @@
                 <w:i w:val="0"/>
                 <w:sz w:val="17"/>
               </w:rPr>
-              <w:t>La dernière fois que vous avez acheté Bois de chauffe ramassé/coupé (estimer la valeur) est ramassage et semble exister dans les modalités, prière de prendre attache avec le QG pour plus d'explication afin de la classer bien.</w:t>
+              <w:t>Prière de corriger ou de confirmer avec le QG.</w:t>
             </w:r>
           </w:p>
         </w:tc>
@@ -4085,7 +4805,7 @@
                 <w:i w:val="0"/>
                 <w:sz w:val="17"/>
               </w:rPr>
-              <w:t>Attention ! La dépense du ménage de Mouctar baldè (2000 Fcfa) au cours de 30 derniers jours de Serviettes hygiéniques, couches jetables pour bébé, etc est relativement élevé.</w:t>
+              <w:t>Attention ! La dépense du ménage de Mouctar baldè (30000 Fcfa) au cours de 12 derniers mois de Matériel pour l'entretien et les petites réparations du logement (remplacement d'une tôle, d'une vitre, etc.</w:t>
             </w:r>
           </w:p>
         </w:tc>
@@ -4175,7 +4895,7 @@
                 <w:i w:val="0"/>
                 <w:sz w:val="17"/>
               </w:rPr>
-              <w:t>Prière de corriger ou de confirmer avec le QG.</w:t>
+              <w:t>) est relativement élevé.</w:t>
             </w:r>
           </w:p>
         </w:tc>
@@ -4265,997 +4985,7 @@
                 <w:i w:val="0"/>
                 <w:sz w:val="17"/>
               </w:rPr>
-              <w:t>Attention ! La dépense du ménage de Mouctar baldè (300 Fcfa) au cours de 30 derniers jours de Piles électriques, est relativement élevé.</w:t>
-            </w:r>
-          </w:p>
-        </w:tc>
-      </w:tr>
-      <w:tr>
-        <w:tc>
-          <w:tcPr>
-            <w:tcW w:type="dxa" w:w="964"/>
-          </w:tcPr>
-          <w:p>
-            <w:r>
-              <w:rPr>
-                <w:b/>
-                <w:i w:val="0"/>
-                <w:color w:val="EA580C"/>
-                <w:sz w:val="16"/>
-              </w:rPr>
-              <w:t>Moyenne</w:t>
-            </w:r>
-          </w:p>
-        </w:tc>
-        <w:tc>
-          <w:tcPr>
-            <w:tcW w:type="dxa" w:w="1247"/>
-          </w:tcPr>
-          <w:p>
-            <w:r>
-              <w:rPr>
-                <w:b/>
-                <w:i w:val="0"/>
-                <w:sz w:val="16"/>
-              </w:rPr>
-              <w:t>S09</w:t>
-              <w:br/>
-            </w:r>
-            <w:r>
-              <w:rPr>
-                <w:b w:val="0"/>
-                <w:i w:val="0"/>
-                <w:color w:val="64748B"/>
-                <w:sz w:val="14"/>
-              </w:rPr>
-              <w:t>Dépenses non alimentaires</w:t>
-            </w:r>
-          </w:p>
-        </w:tc>
-        <w:tc>
-          <w:tcPr>
-            <w:tcW w:type="dxa" w:w="1531"/>
-          </w:tcPr>
-          <w:p>
-            <w:r>
-              <w:rPr>
-                <w:b/>
-                <w:i w:val="0"/>
-                <w:color w:val="16A34A"/>
-                <w:sz w:val="16"/>
-              </w:rPr>
-              <w:t>—</w:t>
-            </w:r>
-          </w:p>
-        </w:tc>
-        <w:tc>
-          <w:tcPr>
-            <w:tcW w:type="dxa" w:w="1191"/>
-          </w:tcPr>
-          <w:p>
-            <w:r>
-              <w:rPr>
-                <w:b w:val="0"/>
-                <w:i w:val="0"/>
-                <w:color w:val="64748B"/>
-                <w:sz w:val="16"/>
-              </w:rPr>
-              <w:t>GT-CQ</w:t>
-            </w:r>
-          </w:p>
-        </w:tc>
-        <w:tc>
-          <w:tcPr>
-            <w:tcW w:type="dxa" w:w="4706"/>
-          </w:tcPr>
-          <w:p>
-            <w:r>
-              <w:rPr>
-                <w:b w:val="0"/>
-                <w:i w:val="0"/>
-                <w:sz w:val="17"/>
-              </w:rPr>
-              <w:t>Attention ! La dépense du ménage de Mouctar baldè (500 Fcfa) au cours de 30 derniers jours de Bougies est relativement élevé.</w:t>
-            </w:r>
-          </w:p>
-        </w:tc>
-      </w:tr>
-      <w:tr>
-        <w:tc>
-          <w:tcPr>
-            <w:tcW w:type="dxa" w:w="964"/>
-          </w:tcPr>
-          <w:p>
-            <w:r>
-              <w:rPr>
-                <w:b/>
-                <w:i w:val="0"/>
-                <w:color w:val="EA580C"/>
-                <w:sz w:val="16"/>
-              </w:rPr>
-              <w:t>Moyenne</w:t>
-            </w:r>
-          </w:p>
-        </w:tc>
-        <w:tc>
-          <w:tcPr>
-            <w:tcW w:type="dxa" w:w="1247"/>
-          </w:tcPr>
-          <w:p>
-            <w:r>
-              <w:rPr>
-                <w:b/>
-                <w:i w:val="0"/>
-                <w:sz w:val="16"/>
-              </w:rPr>
-              <w:t>S09</w:t>
-              <w:br/>
-            </w:r>
-            <w:r>
-              <w:rPr>
-                <w:b w:val="0"/>
-                <w:i w:val="0"/>
-                <w:color w:val="64748B"/>
-                <w:sz w:val="14"/>
-              </w:rPr>
-              <w:t>Dépenses non alimentaires</w:t>
-            </w:r>
-          </w:p>
-        </w:tc>
-        <w:tc>
-          <w:tcPr>
-            <w:tcW w:type="dxa" w:w="1531"/>
-          </w:tcPr>
-          <w:p>
-            <w:r>
-              <w:rPr>
-                <w:b/>
-                <w:i w:val="0"/>
-                <w:color w:val="16A34A"/>
-                <w:sz w:val="16"/>
-              </w:rPr>
-              <w:t>—</w:t>
-            </w:r>
-          </w:p>
-        </w:tc>
-        <w:tc>
-          <w:tcPr>
-            <w:tcW w:type="dxa" w:w="1191"/>
-          </w:tcPr>
-          <w:p>
-            <w:r>
-              <w:rPr>
-                <w:b w:val="0"/>
-                <w:i w:val="0"/>
-                <w:color w:val="64748B"/>
-                <w:sz w:val="16"/>
-              </w:rPr>
-              <w:t>GT-CQ</w:t>
-            </w:r>
-          </w:p>
-        </w:tc>
-        <w:tc>
-          <w:tcPr>
-            <w:tcW w:type="dxa" w:w="4706"/>
-          </w:tcPr>
-          <w:p>
-            <w:r>
-              <w:rPr>
-                <w:b w:val="0"/>
-                <w:i w:val="0"/>
-                <w:sz w:val="17"/>
-              </w:rPr>
-              <w:t>Attention ! La dépense du ménage de Mouctar baldè (500 Fcfa) au cours de 30 derniers jours de Masque facial jetable est relativement élevé.</w:t>
-            </w:r>
-          </w:p>
-        </w:tc>
-      </w:tr>
-      <w:tr>
-        <w:tc>
-          <w:tcPr>
-            <w:tcW w:type="dxa" w:w="964"/>
-          </w:tcPr>
-          <w:p>
-            <w:r>
-              <w:rPr>
-                <w:b/>
-                <w:i w:val="0"/>
-                <w:color w:val="EA580C"/>
-                <w:sz w:val="16"/>
-              </w:rPr>
-              <w:t>Moyenne</w:t>
-            </w:r>
-          </w:p>
-        </w:tc>
-        <w:tc>
-          <w:tcPr>
-            <w:tcW w:type="dxa" w:w="1247"/>
-          </w:tcPr>
-          <w:p>
-            <w:r>
-              <w:rPr>
-                <w:b/>
-                <w:i w:val="0"/>
-                <w:sz w:val="16"/>
-              </w:rPr>
-              <w:t>S09</w:t>
-              <w:br/>
-            </w:r>
-            <w:r>
-              <w:rPr>
-                <w:b w:val="0"/>
-                <w:i w:val="0"/>
-                <w:color w:val="64748B"/>
-                <w:sz w:val="14"/>
-              </w:rPr>
-              <w:t>Dépenses non alimentaires</w:t>
-            </w:r>
-          </w:p>
-        </w:tc>
-        <w:tc>
-          <w:tcPr>
-            <w:tcW w:type="dxa" w:w="1531"/>
-          </w:tcPr>
-          <w:p>
-            <w:r>
-              <w:rPr>
-                <w:b/>
-                <w:i w:val="0"/>
-                <w:color w:val="16A34A"/>
-                <w:sz w:val="16"/>
-              </w:rPr>
-              <w:t>—</w:t>
-            </w:r>
-          </w:p>
-        </w:tc>
-        <w:tc>
-          <w:tcPr>
-            <w:tcW w:type="dxa" w:w="1191"/>
-          </w:tcPr>
-          <w:p>
-            <w:r>
-              <w:rPr>
-                <w:b w:val="0"/>
-                <w:i w:val="0"/>
-                <w:color w:val="64748B"/>
-                <w:sz w:val="16"/>
-              </w:rPr>
-              <w:t>GT-CQ</w:t>
-            </w:r>
-          </w:p>
-        </w:tc>
-        <w:tc>
-          <w:tcPr>
-            <w:tcW w:type="dxa" w:w="4706"/>
-          </w:tcPr>
-          <w:p>
-            <w:r>
-              <w:rPr>
-                <w:b w:val="0"/>
-                <w:i w:val="0"/>
-                <w:sz w:val="17"/>
-              </w:rPr>
-              <w:t>Attention ! La dépense du ménage de Mouctar baldè (450 Fcfa) au cours de 3 derniers mois de Frais d'entretien et de réparation de chaussures: cirage, ressemelage, etc est relativement élevé.</w:t>
-            </w:r>
-          </w:p>
-        </w:tc>
-      </w:tr>
-      <w:tr>
-        <w:tc>
-          <w:tcPr>
-            <w:tcW w:type="dxa" w:w="964"/>
-          </w:tcPr>
-          <w:p>
-            <w:r>
-              <w:rPr>
-                <w:b/>
-                <w:i w:val="0"/>
-                <w:color w:val="EA580C"/>
-                <w:sz w:val="16"/>
-              </w:rPr>
-              <w:t>Moyenne</w:t>
-            </w:r>
-          </w:p>
-        </w:tc>
-        <w:tc>
-          <w:tcPr>
-            <w:tcW w:type="dxa" w:w="1247"/>
-          </w:tcPr>
-          <w:p>
-            <w:r>
-              <w:rPr>
-                <w:b/>
-                <w:i w:val="0"/>
-                <w:sz w:val="16"/>
-              </w:rPr>
-              <w:t>S09</w:t>
-              <w:br/>
-            </w:r>
-            <w:r>
-              <w:rPr>
-                <w:b w:val="0"/>
-                <w:i w:val="0"/>
-                <w:color w:val="64748B"/>
-                <w:sz w:val="14"/>
-              </w:rPr>
-              <w:t>Dépenses non alimentaires</w:t>
-            </w:r>
-          </w:p>
-        </w:tc>
-        <w:tc>
-          <w:tcPr>
-            <w:tcW w:type="dxa" w:w="1531"/>
-          </w:tcPr>
-          <w:p>
-            <w:r>
-              <w:rPr>
-                <w:b/>
-                <w:i w:val="0"/>
-                <w:color w:val="16A34A"/>
-                <w:sz w:val="16"/>
-              </w:rPr>
-              <w:t>—</w:t>
-            </w:r>
-          </w:p>
-        </w:tc>
-        <w:tc>
-          <w:tcPr>
-            <w:tcW w:type="dxa" w:w="1191"/>
-          </w:tcPr>
-          <w:p>
-            <w:r>
-              <w:rPr>
-                <w:b w:val="0"/>
-                <w:i w:val="0"/>
-                <w:color w:val="64748B"/>
-                <w:sz w:val="16"/>
-              </w:rPr>
-              <w:t>GT-CQ</w:t>
-            </w:r>
-          </w:p>
-        </w:tc>
-        <w:tc>
-          <w:tcPr>
-            <w:tcW w:type="dxa" w:w="4706"/>
-          </w:tcPr>
-          <w:p>
-            <w:r>
-              <w:rPr>
-                <w:b w:val="0"/>
-                <w:i w:val="0"/>
-                <w:sz w:val="17"/>
-              </w:rPr>
               <w:t>Prière de corriger ou de confirmer avec le QG.</w:t>
-            </w:r>
-          </w:p>
-        </w:tc>
-      </w:tr>
-      <w:tr>
-        <w:tc>
-          <w:tcPr>
-            <w:tcW w:type="dxa" w:w="964"/>
-          </w:tcPr>
-          <w:p>
-            <w:r>
-              <w:rPr>
-                <w:b/>
-                <w:i w:val="0"/>
-                <w:color w:val="EA580C"/>
-                <w:sz w:val="16"/>
-              </w:rPr>
-              <w:t>Moyenne</w:t>
-            </w:r>
-          </w:p>
-        </w:tc>
-        <w:tc>
-          <w:tcPr>
-            <w:tcW w:type="dxa" w:w="1247"/>
-          </w:tcPr>
-          <w:p>
-            <w:r>
-              <w:rPr>
-                <w:b/>
-                <w:i w:val="0"/>
-                <w:sz w:val="16"/>
-              </w:rPr>
-              <w:t>S09</w:t>
-              <w:br/>
-            </w:r>
-            <w:r>
-              <w:rPr>
-                <w:b w:val="0"/>
-                <w:i w:val="0"/>
-                <w:color w:val="64748B"/>
-                <w:sz w:val="14"/>
-              </w:rPr>
-              <w:t>Dépenses non alimentaires</w:t>
-            </w:r>
-          </w:p>
-        </w:tc>
-        <w:tc>
-          <w:tcPr>
-            <w:tcW w:type="dxa" w:w="1531"/>
-          </w:tcPr>
-          <w:p>
-            <w:r>
-              <w:rPr>
-                <w:b/>
-                <w:i w:val="0"/>
-                <w:color w:val="16A34A"/>
-                <w:sz w:val="16"/>
-              </w:rPr>
-              <w:t>—</w:t>
-            </w:r>
-          </w:p>
-        </w:tc>
-        <w:tc>
-          <w:tcPr>
-            <w:tcW w:type="dxa" w:w="1191"/>
-          </w:tcPr>
-          <w:p>
-            <w:r>
-              <w:rPr>
-                <w:b w:val="0"/>
-                <w:i w:val="0"/>
-                <w:color w:val="64748B"/>
-                <w:sz w:val="16"/>
-              </w:rPr>
-              <w:t>GT-CQ</w:t>
-            </w:r>
-          </w:p>
-        </w:tc>
-        <w:tc>
-          <w:tcPr>
-            <w:tcW w:type="dxa" w:w="4706"/>
-          </w:tcPr>
-          <w:p>
-            <w:r>
-              <w:rPr>
-                <w:b w:val="0"/>
-                <w:i w:val="0"/>
-                <w:sz w:val="17"/>
-              </w:rPr>
-              <w:t>Attention ! La dépense du ménage de Mouctar baldè (15000 Fcfa) au cours de 6 derniers mois de Frais de confection et de réparation de vêtements femme: robe, pantalon, jupe, ensemble, réparation, location, etc.</w:t>
-            </w:r>
-          </w:p>
-        </w:tc>
-      </w:tr>
-      <w:tr>
-        <w:tc>
-          <w:tcPr>
-            <w:tcW w:type="dxa" w:w="964"/>
-          </w:tcPr>
-          <w:p>
-            <w:r>
-              <w:rPr>
-                <w:b/>
-                <w:i w:val="0"/>
-                <w:color w:val="EA580C"/>
-                <w:sz w:val="16"/>
-              </w:rPr>
-              <w:t>Moyenne</w:t>
-            </w:r>
-          </w:p>
-        </w:tc>
-        <w:tc>
-          <w:tcPr>
-            <w:tcW w:type="dxa" w:w="1247"/>
-          </w:tcPr>
-          <w:p>
-            <w:r>
-              <w:rPr>
-                <w:b/>
-                <w:i w:val="0"/>
-                <w:sz w:val="16"/>
-              </w:rPr>
-              <w:t>S09</w:t>
-              <w:br/>
-            </w:r>
-            <w:r>
-              <w:rPr>
-                <w:b w:val="0"/>
-                <w:i w:val="0"/>
-                <w:color w:val="64748B"/>
-                <w:sz w:val="14"/>
-              </w:rPr>
-              <w:t>Dépenses non alimentaires</w:t>
-            </w:r>
-          </w:p>
-        </w:tc>
-        <w:tc>
-          <w:tcPr>
-            <w:tcW w:type="dxa" w:w="1531"/>
-          </w:tcPr>
-          <w:p>
-            <w:r>
-              <w:rPr>
-                <w:b/>
-                <w:i w:val="0"/>
-                <w:color w:val="16A34A"/>
-                <w:sz w:val="16"/>
-              </w:rPr>
-              <w:t>—</w:t>
-            </w:r>
-          </w:p>
-        </w:tc>
-        <w:tc>
-          <w:tcPr>
-            <w:tcW w:type="dxa" w:w="1191"/>
-          </w:tcPr>
-          <w:p>
-            <w:r>
-              <w:rPr>
-                <w:b w:val="0"/>
-                <w:i w:val="0"/>
-                <w:color w:val="64748B"/>
-                <w:sz w:val="16"/>
-              </w:rPr>
-              <w:t>GT-CQ</w:t>
-            </w:r>
-          </w:p>
-        </w:tc>
-        <w:tc>
-          <w:tcPr>
-            <w:tcW w:type="dxa" w:w="4706"/>
-          </w:tcPr>
-          <w:p>
-            <w:r>
-              <w:rPr>
-                <w:b w:val="0"/>
-                <w:i w:val="0"/>
-                <w:sz w:val="17"/>
-              </w:rPr>
-              <w:t>est relativement élevé.</w:t>
-            </w:r>
-          </w:p>
-        </w:tc>
-      </w:tr>
-      <w:tr>
-        <w:tc>
-          <w:tcPr>
-            <w:tcW w:type="dxa" w:w="964"/>
-          </w:tcPr>
-          <w:p>
-            <w:r>
-              <w:rPr>
-                <w:b/>
-                <w:i w:val="0"/>
-                <w:color w:val="EA580C"/>
-                <w:sz w:val="16"/>
-              </w:rPr>
-              <w:t>Moyenne</w:t>
-            </w:r>
-          </w:p>
-        </w:tc>
-        <w:tc>
-          <w:tcPr>
-            <w:tcW w:type="dxa" w:w="1247"/>
-          </w:tcPr>
-          <w:p>
-            <w:r>
-              <w:rPr>
-                <w:b/>
-                <w:i w:val="0"/>
-                <w:sz w:val="16"/>
-              </w:rPr>
-              <w:t>S09</w:t>
-              <w:br/>
-            </w:r>
-            <w:r>
-              <w:rPr>
-                <w:b w:val="0"/>
-                <w:i w:val="0"/>
-                <w:color w:val="64748B"/>
-                <w:sz w:val="14"/>
-              </w:rPr>
-              <w:t>Dépenses non alimentaires</w:t>
-            </w:r>
-          </w:p>
-        </w:tc>
-        <w:tc>
-          <w:tcPr>
-            <w:tcW w:type="dxa" w:w="1531"/>
-          </w:tcPr>
-          <w:p>
-            <w:r>
-              <w:rPr>
-                <w:b/>
-                <w:i w:val="0"/>
-                <w:color w:val="16A34A"/>
-                <w:sz w:val="16"/>
-              </w:rPr>
-              <w:t>—</w:t>
-            </w:r>
-          </w:p>
-        </w:tc>
-        <w:tc>
-          <w:tcPr>
-            <w:tcW w:type="dxa" w:w="1191"/>
-          </w:tcPr>
-          <w:p>
-            <w:r>
-              <w:rPr>
-                <w:b w:val="0"/>
-                <w:i w:val="0"/>
-                <w:color w:val="64748B"/>
-                <w:sz w:val="16"/>
-              </w:rPr>
-              <w:t>GT-CQ</w:t>
-            </w:r>
-          </w:p>
-        </w:tc>
-        <w:tc>
-          <w:tcPr>
-            <w:tcW w:type="dxa" w:w="4706"/>
-          </w:tcPr>
-          <w:p>
-            <w:r>
-              <w:rPr>
-                <w:b w:val="0"/>
-                <w:i w:val="0"/>
-                <w:sz w:val="17"/>
-              </w:rPr>
-              <w:t>Prière de corriger ou de confirmer avec le QG.</w:t>
-            </w:r>
-          </w:p>
-        </w:tc>
-      </w:tr>
-      <w:tr>
-        <w:tc>
-          <w:tcPr>
-            <w:tcW w:type="dxa" w:w="964"/>
-          </w:tcPr>
-          <w:p>
-            <w:r>
-              <w:rPr>
-                <w:b/>
-                <w:i w:val="0"/>
-                <w:color w:val="EA580C"/>
-                <w:sz w:val="16"/>
-              </w:rPr>
-              <w:t>Moyenne</w:t>
-            </w:r>
-          </w:p>
-        </w:tc>
-        <w:tc>
-          <w:tcPr>
-            <w:tcW w:type="dxa" w:w="1247"/>
-          </w:tcPr>
-          <w:p>
-            <w:r>
-              <w:rPr>
-                <w:b/>
-                <w:i w:val="0"/>
-                <w:sz w:val="16"/>
-              </w:rPr>
-              <w:t>S09</w:t>
-              <w:br/>
-            </w:r>
-            <w:r>
-              <w:rPr>
-                <w:b w:val="0"/>
-                <w:i w:val="0"/>
-                <w:color w:val="64748B"/>
-                <w:sz w:val="14"/>
-              </w:rPr>
-              <w:t>Dépenses non alimentaires</w:t>
-            </w:r>
-          </w:p>
-        </w:tc>
-        <w:tc>
-          <w:tcPr>
-            <w:tcW w:type="dxa" w:w="1531"/>
-          </w:tcPr>
-          <w:p>
-            <w:r>
-              <w:rPr>
-                <w:b/>
-                <w:i w:val="0"/>
-                <w:color w:val="16A34A"/>
-                <w:sz w:val="16"/>
-              </w:rPr>
-              <w:t>—</w:t>
-            </w:r>
-          </w:p>
-        </w:tc>
-        <w:tc>
-          <w:tcPr>
-            <w:tcW w:type="dxa" w:w="1191"/>
-          </w:tcPr>
-          <w:p>
-            <w:r>
-              <w:rPr>
-                <w:b w:val="0"/>
-                <w:i w:val="0"/>
-                <w:color w:val="64748B"/>
-                <w:sz w:val="16"/>
-              </w:rPr>
-              <w:t>GT-CQ</w:t>
-            </w:r>
-          </w:p>
-        </w:tc>
-        <w:tc>
-          <w:tcPr>
-            <w:tcW w:type="dxa" w:w="4706"/>
-          </w:tcPr>
-          <w:p>
-            <w:r>
-              <w:rPr>
-                <w:b w:val="0"/>
-                <w:i w:val="0"/>
-                <w:sz w:val="17"/>
-              </w:rPr>
-              <w:t>Attention ! La dépense du ménage de Mouctar baldè (30000 Fcfa) au cours de 12 derniers mois de Matériel pour l'entretien et les petites réparations du logement (remplacement d'une tôle, d'une vitre, etc.</w:t>
-            </w:r>
-          </w:p>
-        </w:tc>
-      </w:tr>
-      <w:tr>
-        <w:tc>
-          <w:tcPr>
-            <w:tcW w:type="dxa" w:w="964"/>
-          </w:tcPr>
-          <w:p>
-            <w:r>
-              <w:rPr>
-                <w:b/>
-                <w:i w:val="0"/>
-                <w:color w:val="EA580C"/>
-                <w:sz w:val="16"/>
-              </w:rPr>
-              <w:t>Moyenne</w:t>
-            </w:r>
-          </w:p>
-        </w:tc>
-        <w:tc>
-          <w:tcPr>
-            <w:tcW w:type="dxa" w:w="1247"/>
-          </w:tcPr>
-          <w:p>
-            <w:r>
-              <w:rPr>
-                <w:b/>
-                <w:i w:val="0"/>
-                <w:sz w:val="16"/>
-              </w:rPr>
-              <w:t>S09</w:t>
-              <w:br/>
-            </w:r>
-            <w:r>
-              <w:rPr>
-                <w:b w:val="0"/>
-                <w:i w:val="0"/>
-                <w:color w:val="64748B"/>
-                <w:sz w:val="14"/>
-              </w:rPr>
-              <w:t>Dépenses non alimentaires</w:t>
-            </w:r>
-          </w:p>
-        </w:tc>
-        <w:tc>
-          <w:tcPr>
-            <w:tcW w:type="dxa" w:w="1531"/>
-          </w:tcPr>
-          <w:p>
-            <w:r>
-              <w:rPr>
-                <w:b/>
-                <w:i w:val="0"/>
-                <w:color w:val="16A34A"/>
-                <w:sz w:val="16"/>
-              </w:rPr>
-              <w:t>—</w:t>
-            </w:r>
-          </w:p>
-        </w:tc>
-        <w:tc>
-          <w:tcPr>
-            <w:tcW w:type="dxa" w:w="1191"/>
-          </w:tcPr>
-          <w:p>
-            <w:r>
-              <w:rPr>
-                <w:b w:val="0"/>
-                <w:i w:val="0"/>
-                <w:color w:val="64748B"/>
-                <w:sz w:val="16"/>
-              </w:rPr>
-              <w:t>GT-CQ</w:t>
-            </w:r>
-          </w:p>
-        </w:tc>
-        <w:tc>
-          <w:tcPr>
-            <w:tcW w:type="dxa" w:w="4706"/>
-          </w:tcPr>
-          <w:p>
-            <w:r>
-              <w:rPr>
-                <w:b w:val="0"/>
-                <w:i w:val="0"/>
-                <w:sz w:val="17"/>
-              </w:rPr>
-              <w:t>) est relativement élevé.</w:t>
-            </w:r>
-          </w:p>
-        </w:tc>
-      </w:tr>
-      <w:tr>
-        <w:tc>
-          <w:tcPr>
-            <w:tcW w:type="dxa" w:w="964"/>
-          </w:tcPr>
-          <w:p>
-            <w:r>
-              <w:rPr>
-                <w:b/>
-                <w:i w:val="0"/>
-                <w:color w:val="EA580C"/>
-                <w:sz w:val="16"/>
-              </w:rPr>
-              <w:t>Moyenne</w:t>
-            </w:r>
-          </w:p>
-        </w:tc>
-        <w:tc>
-          <w:tcPr>
-            <w:tcW w:type="dxa" w:w="1247"/>
-          </w:tcPr>
-          <w:p>
-            <w:r>
-              <w:rPr>
-                <w:b/>
-                <w:i w:val="0"/>
-                <w:sz w:val="16"/>
-              </w:rPr>
-              <w:t>S09</w:t>
-              <w:br/>
-            </w:r>
-            <w:r>
-              <w:rPr>
-                <w:b w:val="0"/>
-                <w:i w:val="0"/>
-                <w:color w:val="64748B"/>
-                <w:sz w:val="14"/>
-              </w:rPr>
-              <w:t>Dépenses non alimentaires</w:t>
-            </w:r>
-          </w:p>
-        </w:tc>
-        <w:tc>
-          <w:tcPr>
-            <w:tcW w:type="dxa" w:w="1531"/>
-          </w:tcPr>
-          <w:p>
-            <w:r>
-              <w:rPr>
-                <w:b/>
-                <w:i w:val="0"/>
-                <w:color w:val="16A34A"/>
-                <w:sz w:val="16"/>
-              </w:rPr>
-              <w:t>—</w:t>
-            </w:r>
-          </w:p>
-        </w:tc>
-        <w:tc>
-          <w:tcPr>
-            <w:tcW w:type="dxa" w:w="1191"/>
-          </w:tcPr>
-          <w:p>
-            <w:r>
-              <w:rPr>
-                <w:b w:val="0"/>
-                <w:i w:val="0"/>
-                <w:color w:val="64748B"/>
-                <w:sz w:val="16"/>
-              </w:rPr>
-              <w:t>GT-CQ</w:t>
-            </w:r>
-          </w:p>
-        </w:tc>
-        <w:tc>
-          <w:tcPr>
-            <w:tcW w:type="dxa" w:w="4706"/>
-          </w:tcPr>
-          <w:p>
-            <w:r>
-              <w:rPr>
-                <w:b w:val="0"/>
-                <w:i w:val="0"/>
-                <w:sz w:val="17"/>
-              </w:rPr>
-              <w:t>Prière de corriger ou de confirmer avec le QG.</w:t>
-            </w:r>
-          </w:p>
-        </w:tc>
-      </w:tr>
-      <w:tr>
-        <w:tc>
-          <w:tcPr>
-            <w:tcW w:type="dxa" w:w="964"/>
-          </w:tcPr>
-          <w:p>
-            <w:r>
-              <w:rPr>
-                <w:b/>
-                <w:i w:val="0"/>
-                <w:color w:val="EA580C"/>
-                <w:sz w:val="16"/>
-              </w:rPr>
-              <w:t>Moyenne</w:t>
-            </w:r>
-          </w:p>
-        </w:tc>
-        <w:tc>
-          <w:tcPr>
-            <w:tcW w:type="dxa" w:w="1247"/>
-          </w:tcPr>
-          <w:p>
-            <w:r>
-              <w:rPr>
-                <w:b/>
-                <w:i w:val="0"/>
-                <w:sz w:val="16"/>
-              </w:rPr>
-              <w:t>S13</w:t>
-              <w:br/>
-            </w:r>
-            <w:r>
-              <w:rPr>
-                <w:b w:val="0"/>
-                <w:i w:val="0"/>
-                <w:color w:val="64748B"/>
-                <w:sz w:val="14"/>
-              </w:rPr>
-              <w:t>Transferts</w:t>
-            </w:r>
-          </w:p>
-        </w:tc>
-        <w:tc>
-          <w:tcPr>
-            <w:tcW w:type="dxa" w:w="1531"/>
-          </w:tcPr>
-          <w:p>
-            <w:r>
-              <w:rPr>
-                <w:b/>
-                <w:i w:val="0"/>
-                <w:color w:val="16A34A"/>
-                <w:sz w:val="16"/>
-              </w:rPr>
-              <w:t>s00q07a, s00q08, s00q10, s00q13_0, s00q15_0, s00q17_0, s00q23a, s00q23b</w:t>
-            </w:r>
-          </w:p>
-        </w:tc>
-        <w:tc>
-          <w:tcPr>
-            <w:tcW w:type="dxa" w:w="1191"/>
-          </w:tcPr>
-          <w:p>
-            <w:r>
-              <w:rPr>
-                <w:b w:val="0"/>
-                <w:i w:val="0"/>
-                <w:color w:val="64748B"/>
-                <w:sz w:val="16"/>
-              </w:rPr>
-              <w:t>GT-CQ</w:t>
-            </w:r>
-          </w:p>
-        </w:tc>
-        <w:tc>
-          <w:tcPr>
-            <w:tcW w:type="dxa" w:w="4706"/>
-          </w:tcPr>
-          <w:p>
-            <w:r>
-              <w:rPr>
-                <w:b w:val="0"/>
-                <w:i w:val="0"/>
-                <w:sz w:val="17"/>
-              </w:rPr>
-              <w:t>L'enquêteur prière de fournir d'effort pour avoir le niveau d'étude et l'âge de celui qui a envoyé/donné de l'argent dans la section 13a (Transfert reçu).</w:t>
             </w:r>
           </w:p>
         </w:tc>
